--- a/MathModelExercise/The First Round_A/第二问思路1.0.docx
+++ b/MathModelExercise/The First Round_A/第二问思路1.0.docx
@@ -168,8 +168,21 @@
                 <w:rFonts w:hint="eastAsia"/>
               </w:rPr>
             </w:pPr>
-            <w:r>
-              <w:t>Δx = Δy = 20 km</w:t>
+            <w:proofErr w:type="spellStart"/>
+            <w:r>
+              <w:t>Δx</w:t>
+            </w:r>
+            <w:proofErr w:type="spellEnd"/>
+            <w:r>
+              <w:t xml:space="preserve"> = </w:t>
+            </w:r>
+            <w:proofErr w:type="spellStart"/>
+            <w:r>
+              <w:t>Δy</w:t>
+            </w:r>
+            <w:proofErr w:type="spellEnd"/>
+            <w:r>
+              <w:t xml:space="preserve"> = 20 km</w:t>
             </w:r>
           </w:p>
         </w:tc>
@@ -242,7 +255,15 @@
               </w:rPr>
             </w:pPr>
             <w:r>
-              <w:t>共 368 个网格</w:t>
+              <w:t xml:space="preserve">共 368 </w:t>
+            </w:r>
+            <w:proofErr w:type="gramStart"/>
+            <w:r>
+              <w:t>个</w:t>
+            </w:r>
+            <w:proofErr w:type="gramEnd"/>
+            <w:r>
+              <w:t>网格</w:t>
             </w:r>
           </w:p>
         </w:tc>
@@ -280,8 +301,13 @@
                 <w:rFonts w:hint="eastAsia"/>
               </w:rPr>
             </w:pPr>
-            <w:r>
-              <w:t>温州龙湾机场 (27.912°N, 120.852°E)</w:t>
+            <w:proofErr w:type="gramStart"/>
+            <w:r>
+              <w:t>温州龙湾机场</w:t>
+            </w:r>
+            <w:proofErr w:type="gramEnd"/>
+            <w:r>
+              <w:t xml:space="preserve"> (27.912°N, 120.852°E)</w:t>
             </w:r>
           </w:p>
         </w:tc>
@@ -441,8 +467,13 @@
               </w:rPr>
             </w:pPr>
             <w:r>
-              <w:t>时间步长 Δt</w:t>
-            </w:r>
+              <w:t xml:space="preserve">时间步长 </w:t>
+            </w:r>
+            <w:proofErr w:type="spellStart"/>
+            <w:r>
+              <w:t>Δt</w:t>
+            </w:r>
+            <w:proofErr w:type="spellEnd"/>
           </w:p>
         </w:tc>
         <w:tc>
@@ -609,8 +640,13 @@
               </w:rPr>
             </w:pPr>
             <w:r>
-              <w:t>探测概率 P_d</w:t>
-            </w:r>
+              <w:t xml:space="preserve">探测概率 </w:t>
+            </w:r>
+            <w:proofErr w:type="spellStart"/>
+            <w:r>
+              <w:t>P_d</w:t>
+            </w:r>
+            <w:proofErr w:type="spellEnd"/>
           </w:p>
         </w:tc>
         <w:tc>
@@ -665,8 +701,13 @@
               </w:rPr>
             </w:pPr>
             <w:r>
-              <w:t>虚警概率 P_f</w:t>
-            </w:r>
+              <w:t xml:space="preserve">虚警概率 </w:t>
+            </w:r>
+            <w:proofErr w:type="spellStart"/>
+            <w:r>
+              <w:t>P_f</w:t>
+            </w:r>
+            <w:proofErr w:type="spellEnd"/>
           </w:p>
         </w:tc>
         <w:tc>
@@ -826,7 +867,15 @@
               </w:rPr>
             </w:pPr>
             <w:r>
-              <w:t xml:space="preserve">体现慢速机动（单步仅移动 </w:t>
+              <w:t>体现慢速机动（</w:t>
+            </w:r>
+            <w:proofErr w:type="gramStart"/>
+            <w:r>
+              <w:t>单步仅移动</w:t>
+            </w:r>
+            <w:proofErr w:type="gramEnd"/>
+            <w:r>
+              <w:t xml:space="preserve"> </w:t>
             </w:r>
             <w:r>
               <w:rPr>
@@ -857,8 +906,13 @@
               </w:rPr>
             </w:pPr>
             <w:r>
-              <w:t>安全距离 D_safe</w:t>
-            </w:r>
+              <w:t xml:space="preserve">安全距离 </w:t>
+            </w:r>
+            <w:proofErr w:type="spellStart"/>
+            <w:r>
+              <w:t>D_safe</w:t>
+            </w:r>
+            <w:proofErr w:type="spellEnd"/>
           </w:p>
         </w:tc>
         <w:tc>
@@ -1050,8 +1104,13 @@
         </w:rPr>
       </w:pPr>
       <w:r>
-        <w:t>二、求解框架总览</w:t>
-      </w:r>
+        <w:t>二、求解框架总</w:t>
+      </w:r>
+      <w:proofErr w:type="gramStart"/>
+      <w:r>
+        <w:t>览</w:t>
+      </w:r>
+      <w:proofErr w:type="gramEnd"/>
     </w:p>
     <w:p>
       <w:pPr>
@@ -1089,7 +1148,15 @@
         </w:rPr>
       </w:pPr>
       <w:r>
-        <w:t>内层：对给定 K，运行滚动时域协同航迹规划（CC-MPSO + 概率图更新），计算期望发现时间 E[T_detect]。</w:t>
+        <w:t>内层：对给定 K，运行滚动时域协同航迹规划（CC-MPSO + 概率图更新），计算期望发现时间 E[</w:t>
+      </w:r>
+      <w:proofErr w:type="spellStart"/>
+      <w:r>
+        <w:t>T_detect</w:t>
+      </w:r>
+      <w:proofErr w:type="spellEnd"/>
+      <w:r>
+        <w:t>]。</w:t>
       </w:r>
     </w:p>
     <w:p>
@@ -1113,7 +1180,15 @@
         </w:rPr>
       </w:pPr>
       <w:r>
-        <w:t>对于 K=2，E[T_detect] 及航迹。</w:t>
+        <w:t>对于 K=2，E[</w:t>
+      </w:r>
+      <w:proofErr w:type="spellStart"/>
+      <w:r>
+        <w:t>T_detect</w:t>
+      </w:r>
+      <w:proofErr w:type="spellEnd"/>
+      <w:r>
+        <w:t>] 及航迹。</w:t>
       </w:r>
     </w:p>
     <w:p>
@@ -1127,7 +1202,23 @@
         </w:rPr>
       </w:pPr>
       <w:r>
-        <w:t>对于 T_req=10 h，找到最小 K 使得 E[T_detect] ≤ 10 h。</w:t>
+        <w:t xml:space="preserve">对于 </w:t>
+      </w:r>
+      <w:proofErr w:type="spellStart"/>
+      <w:r>
+        <w:t>T_req</w:t>
+      </w:r>
+      <w:proofErr w:type="spellEnd"/>
+      <w:r>
+        <w:t>=10 h，找到最小 K 使得 E[</w:t>
+      </w:r>
+      <w:proofErr w:type="spellStart"/>
+      <w:r>
+        <w:t>T_detect</w:t>
+      </w:r>
+      <w:proofErr w:type="spellEnd"/>
+      <w:r>
+        <w:t>] ≤ 10 h。</w:t>
       </w:r>
     </w:p>
     <w:p>
@@ -1238,7 +1329,15 @@
         </w:rPr>
       </w:pPr>
       <w:r>
-        <w:t>目标真实位置：在仿真中随机抽取一个网格（均匀分布），后续每步按转移概率移动（若采用静止模型则位置不变）。</w:t>
+        <w:t>目标真实位置：在仿真中随机抽取一个网格（均匀分布），后续每步按转移概率移动（若采用静止模型</w:t>
+      </w:r>
+      <w:proofErr w:type="gramStart"/>
+      <w:r>
+        <w:t>则位置</w:t>
+      </w:r>
+      <w:proofErr w:type="gramEnd"/>
+      <w:r>
+        <w:t>不变）。</w:t>
       </w:r>
     </w:p>
     <w:p>
@@ -1278,10 +1377,34 @@
         </m:r>
       </m:oMath>
       <w:r>
-        <w:t> 小时 = 22.5 个时间步。</w:t>
-      </w:r>
-      <w:r>
-        <w:t>考虑起飞、爬升及航线调整，设定无人机在 23 个时间步后到达搜索区域边界，并从第 23 步开始探测。为简化建模，将第 23 步起始位置设为区域左上角网格 (1,1) 的中心。</w:t>
+        <w:t xml:space="preserve"> 小时 = 22.5 </w:t>
+      </w:r>
+      <w:proofErr w:type="gramStart"/>
+      <w:r>
+        <w:t>个</w:t>
+      </w:r>
+      <w:proofErr w:type="gramEnd"/>
+      <w:r>
+        <w:t>时间步。</w:t>
+      </w:r>
+      <w:r>
+        <w:t xml:space="preserve">考虑起飞、爬升及航线调整，设定无人机在 23 </w:t>
+      </w:r>
+      <w:proofErr w:type="gramStart"/>
+      <w:r>
+        <w:t>个</w:t>
+      </w:r>
+      <w:proofErr w:type="gramEnd"/>
+      <w:r>
+        <w:t xml:space="preserve">时间步后到达搜索区域边界，并从第 23 </w:t>
+      </w:r>
+      <w:proofErr w:type="gramStart"/>
+      <w:r>
+        <w:t>步开始</w:t>
+      </w:r>
+      <w:proofErr w:type="gramEnd"/>
+      <w:r>
+        <w:t>探测。为简化建模，将第 23 步起始位置设为区域左上角网格 (1,1) 的中心。</w:t>
       </w:r>
     </w:p>
     <w:p>
@@ -1743,7 +1866,15 @@
         </m:sSub>
       </m:oMath>
       <w:r>
-        <w:t> 经过 h 步目标运动传播得到，若目标静止则就是 </w:t>
+        <w:t xml:space="preserve"> 经过 h </w:t>
+      </w:r>
+      <w:proofErr w:type="gramStart"/>
+      <w:r>
+        <w:t>步目标</w:t>
+      </w:r>
+      <w:proofErr w:type="gramEnd"/>
+      <w:r>
+        <w:t>运动传播得到，若目标静止则就是 </w:t>
       </w:r>
       <m:oMath>
         <m:sSub>
@@ -1773,7 +1904,15 @@
         </m:sSub>
       </m:oMath>
       <w:r>
-        <w:t> 本身）。因为探测尚未发生，无法更新概率图，所以用预测值。</w:t>
+        <w:t> 本身）。因为探测尚未发生，无法更新概率图，所以</w:t>
+      </w:r>
+      <w:proofErr w:type="gramStart"/>
+      <w:r>
+        <w:t>用预测</w:t>
+      </w:r>
+      <w:proofErr w:type="gramEnd"/>
+      <w:r>
+        <w:t>值。</w:t>
       </w:r>
     </w:p>
     <w:p>
@@ -2009,7 +2148,15 @@
         </w:rPr>
       </w:pPr>
       <w:r>
-        <w:t>运行 N_sim 次（例如 100 次），每次随机生成目标初始位置和随机运动（若采用非静止模型）。</w:t>
+        <w:t xml:space="preserve">运行 </w:t>
+      </w:r>
+      <w:proofErr w:type="spellStart"/>
+      <w:r>
+        <w:t>N_sim</w:t>
+      </w:r>
+      <w:proofErr w:type="spellEnd"/>
+      <w:r>
+        <w:t xml:space="preserve"> 次（例如 100 次），每次随机生成目标初始位置和随机运动（若采用非静止模型）。</w:t>
       </w:r>
     </w:p>
     <w:p>
@@ -5988,6 +6135,7 @@
   <w:style w:type="character" w:default="1" w:styleId="a0">
     <w:name w:val="Default Paragraph Font"/>
     <w:uiPriority w:val="1"/>
+    <w:semiHidden/>
     <w:unhideWhenUsed/>
   </w:style>
   <w:style w:type="table" w:default="1" w:styleId="a1">
